--- a/exerc/lista03.docx
+++ b/exerc/lista03.docx
@@ -1,6 +1,6 @@
 
 <file path=word/document.xml><?xml version="1.0" encoding="utf-8"?>
-<w:document xmlns:wpc="http://schemas.microsoft.com/office/word/2010/wordprocessingCanvas" xmlns:mc="http://schemas.openxmlformats.org/markup-compatibility/2006" xmlns:o="urn:schemas-microsoft-com:office:office" xmlns:r="http://schemas.openxmlformats.org/officeDocument/2006/relationships" xmlns:m="http://schemas.openxmlformats.org/officeDocument/2006/math" xmlns:v="urn:schemas-microsoft-com:vml" xmlns:wp14="http://schemas.microsoft.com/office/word/2010/wordprocessingDrawing" xmlns:wp="http://schemas.openxmlformats.org/drawingml/2006/wordprocessingDrawing" xmlns:w10="urn:schemas-microsoft-com:office:word" xmlns:w="http://schemas.openxmlformats.org/wordprocessingml/2006/main" xmlns:w14="http://schemas.microsoft.com/office/word/2010/wordml" xmlns:w15="http://schemas.microsoft.com/office/word/2012/wordml" xmlns:wpg="http://schemas.microsoft.com/office/word/2010/wordprocessingGroup" xmlns:wpi="http://schemas.microsoft.com/office/word/2010/wordprocessingInk" xmlns:wne="http://schemas.microsoft.com/office/word/2006/wordml" xmlns:wps="http://schemas.microsoft.com/office/word/2010/wordprocessingShape" mc:Ignorable="w14 w15 wp14">
+<w:document xmlns:wpc="http://schemas.microsoft.com/office/word/2010/wordprocessingCanvas" xmlns:cx="http://schemas.microsoft.com/office/drawing/2014/chartex" xmlns:cx1="http://schemas.microsoft.com/office/drawing/2015/9/8/chartex" xmlns:cx2="http://schemas.microsoft.com/office/drawing/2015/10/21/chartex" xmlns:cx3="http://schemas.microsoft.com/office/drawing/2016/5/9/chartex" xmlns:cx4="http://schemas.microsoft.com/office/drawing/2016/5/10/chartex" xmlns:cx5="http://schemas.microsoft.com/office/drawing/2016/5/11/chartex" xmlns:cx6="http://schemas.microsoft.com/office/drawing/2016/5/12/chartex" xmlns:cx7="http://schemas.microsoft.com/office/drawing/2016/5/13/chartex" xmlns:cx8="http://schemas.microsoft.com/office/drawing/2016/5/14/chartex" xmlns:mc="http://schemas.openxmlformats.org/markup-compatibility/2006" xmlns:aink="http://schemas.microsoft.com/office/drawing/2016/ink" xmlns:am3d="http://schemas.microsoft.com/office/drawing/2017/model3d" xmlns:o="urn:schemas-microsoft-com:office:office" xmlns:oel="http://schemas.microsoft.com/office/2019/extlst" xmlns:r="http://schemas.openxmlformats.org/officeDocument/2006/relationships" xmlns:m="http://schemas.openxmlformats.org/officeDocument/2006/math" xmlns:v="urn:schemas-microsoft-com:vml" xmlns:wp14="http://schemas.microsoft.com/office/word/2010/wordprocessingDrawing" xmlns:wp="http://schemas.openxmlformats.org/drawingml/2006/wordprocessingDrawing" xmlns:w10="urn:schemas-microsoft-com:office:word" xmlns:w="http://schemas.openxmlformats.org/wordprocessingml/2006/main" xmlns:w14="http://schemas.microsoft.com/office/word/2010/wordml" xmlns:w15="http://schemas.microsoft.com/office/word/2012/wordml" xmlns:w16cex="http://schemas.microsoft.com/office/word/2018/wordml/cex" xmlns:w16cid="http://schemas.microsoft.com/office/word/2016/wordml/cid" xmlns:w16="http://schemas.microsoft.com/office/word/2018/wordml" xmlns:w16du="http://schemas.microsoft.com/office/word/2023/wordml/word16du" xmlns:w16sdtdh="http://schemas.microsoft.com/office/word/2020/wordml/sdtdatahash" xmlns:w16sdtfl="http://schemas.microsoft.com/office/word/2024/wordml/sdtformatlock" xmlns:w16se="http://schemas.microsoft.com/office/word/2015/wordml/symex" xmlns:wpg="http://schemas.microsoft.com/office/word/2010/wordprocessingGroup" xmlns:wpi="http://schemas.microsoft.com/office/word/2010/wordprocessingInk" xmlns:wne="http://schemas.microsoft.com/office/word/2006/wordml" xmlns:wps="http://schemas.microsoft.com/office/word/2010/wordprocessingShape" mc:Ignorable="w14 w15 w16se w16cid w16 w16cex w16sdtdh w16sdtfl w16du wp14">
   <w:body>
     <w:p>
       <w:pPr>
@@ -71,7 +71,7 @@
           <w:b/>
           <w:sz w:val="24"/>
         </w:rPr>
-        <w:t>4</w:t>
+        <w:t>5</w:t>
       </w:r>
     </w:p>
     <w:p>
@@ -388,15 +388,7 @@
           <w:sz w:val="24"/>
           <w:szCs w:val="24"/>
         </w:rPr>
-        <w:t xml:space="preserve"> de modo </w:t>
-      </w:r>
-      <w:proofErr w:type="gramStart"/>
-      <w:r>
-        <w:rPr>
-          <w:sz w:val="24"/>
-          <w:szCs w:val="24"/>
-        </w:rPr>
-        <w:t xml:space="preserve">que </w:t>
+        <w:t xml:space="preserve"> de modo que </w:t>
       </w:r>
       <m:oMath>
         <m:r>
@@ -501,15 +493,7 @@
           <w:sz w:val="24"/>
           <w:szCs w:val="24"/>
         </w:rPr>
-        <w:t>,</w:t>
-      </w:r>
-      <w:proofErr w:type="gramEnd"/>
-      <w:r>
-        <w:rPr>
-          <w:sz w:val="24"/>
-          <w:szCs w:val="24"/>
-        </w:rPr>
-        <w:t xml:space="preserve"> qual </w:t>
+        <w:t xml:space="preserve">, qual </w:t>
       </w:r>
       <w:r>
         <w:rPr>
@@ -629,14 +613,7 @@
           <w:sz w:val="24"/>
           <w:szCs w:val="24"/>
         </w:rPr>
-        <w:t>Utilize 10000 simulações para obter boas estimativas</w:t>
-      </w:r>
-      <w:r>
-        <w:rPr>
-          <w:sz w:val="24"/>
-          <w:szCs w:val="24"/>
-        </w:rPr>
-        <w:t xml:space="preserve"> da probabilidade</w:t>
+        <w:t>Utilize 10000 simulações para obter boas estimativas da probabilidade</w:t>
       </w:r>
       <w:r>
         <w:rPr>
@@ -645,8 +622,6 @@
         </w:rPr>
         <w:t>.</w:t>
       </w:r>
-      <w:bookmarkStart w:id="0" w:name="_GoBack"/>
-      <w:bookmarkEnd w:id="0"/>
     </w:p>
     <w:p>
       <w:pPr>
@@ -689,7 +664,7 @@
           <w:szCs w:val="24"/>
         </w:rPr>
         <w:drawing>
-          <wp:inline distT="0" distB="0" distL="0" distR="0" wp14:anchorId="484BDC86">
+          <wp:inline distT="0" distB="0" distL="0" distR="0" wp14:anchorId="087FE31F" wp14:editId="757B9D93">
             <wp:extent cx="4481137" cy="1564235"/>
             <wp:effectExtent l="0" t="0" r="0" b="0"/>
             <wp:docPr id="1" name="Imagem 1"/>
@@ -753,7 +728,7 @@
 </file>
 
 <file path=word/numbering.xml><?xml version="1.0" encoding="utf-8"?>
-<w:numbering xmlns:wpc="http://schemas.microsoft.com/office/word/2010/wordprocessingCanvas" xmlns:mc="http://schemas.openxmlformats.org/markup-compatibility/2006" xmlns:o="urn:schemas-microsoft-com:office:office" xmlns:r="http://schemas.openxmlformats.org/officeDocument/2006/relationships" xmlns:m="http://schemas.openxmlformats.org/officeDocument/2006/math" xmlns:v="urn:schemas-microsoft-com:vml" xmlns:wp14="http://schemas.microsoft.com/office/word/2010/wordprocessingDrawing" xmlns:wp="http://schemas.openxmlformats.org/drawingml/2006/wordprocessingDrawing" xmlns:w10="urn:schemas-microsoft-com:office:word" xmlns:w="http://schemas.openxmlformats.org/wordprocessingml/2006/main" xmlns:w14="http://schemas.microsoft.com/office/word/2010/wordml" xmlns:w15="http://schemas.microsoft.com/office/word/2012/wordml" xmlns:wpg="http://schemas.microsoft.com/office/word/2010/wordprocessingGroup" xmlns:wpi="http://schemas.microsoft.com/office/word/2010/wordprocessingInk" xmlns:wne="http://schemas.microsoft.com/office/word/2006/wordml" xmlns:wps="http://schemas.microsoft.com/office/word/2010/wordprocessingShape" mc:Ignorable="w14 w15 wp14">
+<w:numbering xmlns:wpc="http://schemas.microsoft.com/office/word/2010/wordprocessingCanvas" xmlns:cx="http://schemas.microsoft.com/office/drawing/2014/chartex" xmlns:cx1="http://schemas.microsoft.com/office/drawing/2015/9/8/chartex" xmlns:cx2="http://schemas.microsoft.com/office/drawing/2015/10/21/chartex" xmlns:cx3="http://schemas.microsoft.com/office/drawing/2016/5/9/chartex" xmlns:cx4="http://schemas.microsoft.com/office/drawing/2016/5/10/chartex" xmlns:cx5="http://schemas.microsoft.com/office/drawing/2016/5/11/chartex" xmlns:cx6="http://schemas.microsoft.com/office/drawing/2016/5/12/chartex" xmlns:cx7="http://schemas.microsoft.com/office/drawing/2016/5/13/chartex" xmlns:cx8="http://schemas.microsoft.com/office/drawing/2016/5/14/chartex" xmlns:mc="http://schemas.openxmlformats.org/markup-compatibility/2006" xmlns:aink="http://schemas.microsoft.com/office/drawing/2016/ink" xmlns:am3d="http://schemas.microsoft.com/office/drawing/2017/model3d" xmlns:o="urn:schemas-microsoft-com:office:office" xmlns:oel="http://schemas.microsoft.com/office/2019/extlst" xmlns:r="http://schemas.openxmlformats.org/officeDocument/2006/relationships" xmlns:m="http://schemas.openxmlformats.org/officeDocument/2006/math" xmlns:v="urn:schemas-microsoft-com:vml" xmlns:wp14="http://schemas.microsoft.com/office/word/2010/wordprocessingDrawing" xmlns:wp="http://schemas.openxmlformats.org/drawingml/2006/wordprocessingDrawing" xmlns:w10="urn:schemas-microsoft-com:office:word" xmlns:w="http://schemas.openxmlformats.org/wordprocessingml/2006/main" xmlns:w14="http://schemas.microsoft.com/office/word/2010/wordml" xmlns:w15="http://schemas.microsoft.com/office/word/2012/wordml" xmlns:w16cex="http://schemas.microsoft.com/office/word/2018/wordml/cex" xmlns:w16cid="http://schemas.microsoft.com/office/word/2016/wordml/cid" xmlns:w16="http://schemas.microsoft.com/office/word/2018/wordml" xmlns:w16du="http://schemas.microsoft.com/office/word/2023/wordml/word16du" xmlns:w16sdtdh="http://schemas.microsoft.com/office/word/2020/wordml/sdtdatahash" xmlns:w16sdtfl="http://schemas.microsoft.com/office/word/2024/wordml/sdtformatlock" xmlns:w16se="http://schemas.microsoft.com/office/word/2015/wordml/symex" xmlns:wpg="http://schemas.microsoft.com/office/word/2010/wordprocessingGroup" xmlns:wpi="http://schemas.microsoft.com/office/word/2010/wordprocessingInk" xmlns:wne="http://schemas.microsoft.com/office/word/2006/wordml" xmlns:wps="http://schemas.microsoft.com/office/word/2010/wordprocessingShape" mc:Ignorable="w14 w15 w16se w16cid w16 w16cex w16sdtdh w16sdtfl w16du wp14">
   <w:abstractNum w:abstractNumId="0" w15:restartNumberingAfterBreak="0">
     <w:nsid w:val="050C42CB"/>
     <w:multiLevelType w:val="hybridMultilevel"/>
@@ -1855,56 +1830,56 @@
       </w:pPr>
     </w:lvl>
   </w:abstractNum>
-  <w:num w:numId="1">
+  <w:num w:numId="1" w16cid:durableId="576671360">
     <w:abstractNumId w:val="8"/>
   </w:num>
-  <w:num w:numId="2">
+  <w:num w:numId="2" w16cid:durableId="1193886976">
     <w:abstractNumId w:val="5"/>
   </w:num>
-  <w:num w:numId="3">
+  <w:num w:numId="3" w16cid:durableId="1270234271">
     <w:abstractNumId w:val="6"/>
   </w:num>
-  <w:num w:numId="4">
+  <w:num w:numId="4" w16cid:durableId="2117209650">
     <w:abstractNumId w:val="7"/>
   </w:num>
-  <w:num w:numId="5">
+  <w:num w:numId="5" w16cid:durableId="1161239375">
     <w:abstractNumId w:val="13"/>
   </w:num>
-  <w:num w:numId="6">
+  <w:num w:numId="6" w16cid:durableId="364867560">
     <w:abstractNumId w:val="11"/>
   </w:num>
-  <w:num w:numId="7">
+  <w:num w:numId="7" w16cid:durableId="973103444">
     <w:abstractNumId w:val="3"/>
   </w:num>
-  <w:num w:numId="8">
+  <w:num w:numId="8" w16cid:durableId="1725256534">
     <w:abstractNumId w:val="0"/>
   </w:num>
-  <w:num w:numId="9">
+  <w:num w:numId="9" w16cid:durableId="871726213">
     <w:abstractNumId w:val="2"/>
   </w:num>
-  <w:num w:numId="10">
+  <w:num w:numId="10" w16cid:durableId="1989044340">
     <w:abstractNumId w:val="14"/>
   </w:num>
-  <w:num w:numId="11">
+  <w:num w:numId="11" w16cid:durableId="1255477155">
     <w:abstractNumId w:val="10"/>
   </w:num>
-  <w:num w:numId="12">
+  <w:num w:numId="12" w16cid:durableId="66198735">
     <w:abstractNumId w:val="4"/>
   </w:num>
-  <w:num w:numId="13">
+  <w:num w:numId="13" w16cid:durableId="173305162">
     <w:abstractNumId w:val="1"/>
   </w:num>
-  <w:num w:numId="14">
+  <w:num w:numId="14" w16cid:durableId="852232325">
     <w:abstractNumId w:val="9"/>
   </w:num>
-  <w:num w:numId="15">
+  <w:num w:numId="15" w16cid:durableId="1655836707">
     <w:abstractNumId w:val="12"/>
   </w:num>
 </w:numbering>
 </file>
 
 <file path=word/styles.xml><?xml version="1.0" encoding="utf-8"?>
-<w:styles xmlns:mc="http://schemas.openxmlformats.org/markup-compatibility/2006" xmlns:r="http://schemas.openxmlformats.org/officeDocument/2006/relationships" xmlns:w="http://schemas.openxmlformats.org/wordprocessingml/2006/main" xmlns:w14="http://schemas.microsoft.com/office/word/2010/wordml" xmlns:w15="http://schemas.microsoft.com/office/word/2012/wordml" mc:Ignorable="w14 w15">
+<w:styles xmlns:mc="http://schemas.openxmlformats.org/markup-compatibility/2006" xmlns:r="http://schemas.openxmlformats.org/officeDocument/2006/relationships" xmlns:w="http://schemas.openxmlformats.org/wordprocessingml/2006/main" xmlns:w14="http://schemas.microsoft.com/office/word/2010/wordml" xmlns:w15="http://schemas.microsoft.com/office/word/2012/wordml" xmlns:w16cex="http://schemas.microsoft.com/office/word/2018/wordml/cex" xmlns:w16cid="http://schemas.microsoft.com/office/word/2016/wordml/cid" xmlns:w16="http://schemas.microsoft.com/office/word/2018/wordml" xmlns:w16du="http://schemas.microsoft.com/office/word/2023/wordml/word16du" xmlns:w16sdtdh="http://schemas.microsoft.com/office/word/2020/wordml/sdtdatahash" xmlns:w16sdtfl="http://schemas.microsoft.com/office/word/2024/wordml/sdtformatlock" xmlns:w16se="http://schemas.microsoft.com/office/word/2015/wordml/symex" mc:Ignorable="w14 w15 w16se w16cid w16 w16cex w16sdtdh w16sdtfl w16du">
   <w:docDefaults>
     <w:rPrDefault>
       <w:rPr>
@@ -1914,7 +1889,7 @@
     </w:rPrDefault>
     <w:pPrDefault/>
   </w:docDefaults>
-  <w:latentStyles w:defLockedState="0" w:defUIPriority="0" w:defSemiHidden="0" w:defUnhideWhenUsed="0" w:defQFormat="0" w:count="371">
+  <w:latentStyles w:defLockedState="0" w:defUIPriority="0" w:defSemiHidden="0" w:defUnhideWhenUsed="0" w:defQFormat="0" w:count="376">
     <w:lsdException w:name="Normal" w:qFormat="1"/>
     <w:lsdException w:name="heading 1" w:qFormat="1"/>
     <w:lsdException w:name="heading 2" w:semiHidden="1" w:unhideWhenUsed="1" w:qFormat="1"/>
@@ -2279,6 +2254,11 @@
     <w:lsdException w:name="List Table 5 Dark Accent 6" w:uiPriority="50"/>
     <w:lsdException w:name="List Table 6 Colorful Accent 6" w:uiPriority="51"/>
     <w:lsdException w:name="List Table 7 Colorful Accent 6" w:uiPriority="52"/>
+    <w:lsdException w:name="Mention" w:semiHidden="1" w:uiPriority="99" w:unhideWhenUsed="1"/>
+    <w:lsdException w:name="Smart Hyperlink" w:semiHidden="1" w:uiPriority="99" w:unhideWhenUsed="1"/>
+    <w:lsdException w:name="Hashtag" w:semiHidden="1" w:uiPriority="99" w:unhideWhenUsed="1"/>
+    <w:lsdException w:name="Unresolved Mention" w:semiHidden="1" w:uiPriority="99" w:unhideWhenUsed="1"/>
+    <w:lsdException w:name="Smart Link" w:semiHidden="1" w:uiPriority="99" w:unhideWhenUsed="1"/>
   </w:latentStyles>
   <w:style w:type="paragraph" w:default="1" w:styleId="Normal">
     <w:name w:val="Normal"/>

--- a/exerc/lista03.docx
+++ b/exerc/lista03.docx
@@ -138,21 +138,21 @@
           <w:sz w:val="24"/>
           <w:szCs w:val="24"/>
         </w:rPr>
-        <w:t>2</w:t>
-      </w:r>
-      <w:r>
-        <w:rPr>
-          <w:sz w:val="24"/>
-          <w:szCs w:val="24"/>
-        </w:rPr>
-        <w:t xml:space="preserve">0 e variância </w:t>
-      </w:r>
-      <w:r>
-        <w:rPr>
-          <w:sz w:val="24"/>
-          <w:szCs w:val="24"/>
-        </w:rPr>
-        <w:t>3</w:t>
+        <w:t>15</w:t>
+      </w:r>
+      <w:r>
+        <w:rPr>
+          <w:sz w:val="24"/>
+          <w:szCs w:val="24"/>
+        </w:rPr>
+        <w:t xml:space="preserve"> e variância </w:t>
+      </w:r>
+      <w:r>
+        <w:rPr>
+          <w:sz w:val="24"/>
+          <w:szCs w:val="24"/>
+        </w:rPr>
+        <w:t>4</w:t>
       </w:r>
       <w:r>
         <w:rPr>
@@ -315,7 +315,14 @@
           <w:sz w:val="24"/>
           <w:szCs w:val="24"/>
         </w:rPr>
-        <w:t xml:space="preserve">0, denominada </w:t>
+        <w:t>8</w:t>
+      </w:r>
+      <w:r>
+        <w:rPr>
+          <w:sz w:val="24"/>
+          <w:szCs w:val="24"/>
+        </w:rPr>
+        <w:t xml:space="preserve">, denominada </w:t>
       </w:r>
       <w:r>
         <w:rPr>
@@ -344,7 +351,21 @@
           <w:sz w:val="24"/>
           <w:szCs w:val="24"/>
         </w:rPr>
-        <w:t xml:space="preserve">5, denominada </w:t>
+        <w:t>6</w:t>
+      </w:r>
+      <w:r>
+        <w:rPr>
+          <w:sz w:val="24"/>
+          <w:szCs w:val="24"/>
+        </w:rPr>
+        <w:t>5</w:t>
+      </w:r>
+      <w:r>
+        <w:rPr>
+          <w:sz w:val="24"/>
+          <w:szCs w:val="24"/>
+        </w:rPr>
+        <w:t xml:space="preserve">, denominada </w:t>
       </w:r>
       <w:r>
         <w:rPr>
@@ -366,7 +387,7 @@
           <w:sz w:val="24"/>
           <w:szCs w:val="24"/>
         </w:rPr>
-        <w:t>9</w:t>
+        <w:t>4</w:t>
       </w:r>
       <w:r>
         <w:rPr>
@@ -441,7 +462,7 @@
                     <w:sz w:val="24"/>
                     <w:szCs w:val="24"/>
                   </w:rPr>
-                  <m:t>3</m:t>
+                  <m:t>1/2</m:t>
                 </m:r>
               </m:sup>
             </m:sSup>
@@ -481,7 +502,15 @@
                     <w:sz w:val="24"/>
                     <w:szCs w:val="24"/>
                   </w:rPr>
-                  <m:t xml:space="preserve">2 </m:t>
+                  <m:t>1/3</m:t>
+                </m:r>
+                <m:r>
+                  <w:rPr>
+                    <w:rFonts w:ascii="Cambria Math" w:hAnsi="Cambria Math"/>
+                    <w:sz w:val="24"/>
+                    <w:szCs w:val="24"/>
+                  </w:rPr>
+                  <m:t xml:space="preserve"> </m:t>
                 </m:r>
               </m:sup>
             </m:sSup>
@@ -536,21 +565,7 @@
           <w:sz w:val="24"/>
           <w:szCs w:val="24"/>
         </w:rPr>
-        <w:t>5</w:t>
-      </w:r>
-      <w:r>
-        <w:rPr>
-          <w:sz w:val="24"/>
-          <w:szCs w:val="24"/>
-        </w:rPr>
-        <w:t>0</w:t>
-      </w:r>
-      <w:r>
-        <w:rPr>
-          <w:sz w:val="24"/>
-          <w:szCs w:val="24"/>
-        </w:rPr>
-        <w:t>0</w:t>
+        <w:t>0,1</w:t>
       </w:r>
       <w:r>
         <w:rPr>
@@ -664,7 +679,7 @@
           <w:szCs w:val="24"/>
         </w:rPr>
         <w:drawing>
-          <wp:inline distT="0" distB="0" distL="0" distR="0" wp14:anchorId="087FE31F" wp14:editId="757B9D93">
+          <wp:inline distT="0" distB="0" distL="0" distR="0" wp14:anchorId="087FE31F" wp14:editId="5C520DA1">
             <wp:extent cx="4481137" cy="1564235"/>
             <wp:effectExtent l="0" t="0" r="0" b="0"/>
             <wp:docPr id="1" name="Imagem 1"/>
